--- a/Base Application/Foundation/Reporting/ReportParts/HeaderFooterDesign/InternalModernMaxi.docx
+++ b/Base Application/Foundation/Reporting/ReportParts/HeaderFooterDesign/InternalModernMaxi.docx
@@ -724,12 +724,12 @@
       <w:tblStyle w:val="TableGrid"/>
       <w:tblW w:w="5000" w:type="pct"/>
       <w:tblBorders>
-        <w:top w:val="none" w:sz="0" w:space="0" w:color="auto"/>
-        <w:left w:val="none" w:sz="0" w:space="0" w:color="auto"/>
-        <w:bottom w:val="none" w:sz="0" w:space="0" w:color="auto"/>
-        <w:right w:val="none" w:sz="0" w:space="0" w:color="auto"/>
-        <w:insideH w:val="none" w:sz="0" w:space="0" w:color="auto"/>
-        <w:insideV w:val="none" w:sz="0" w:space="0" w:color="auto"/>
+        <w:top w:val="none" w:color="auto" w:sz="0" w:space="0"/>
+        <w:left w:val="none" w:color="auto" w:sz="0" w:space="0"/>
+        <w:bottom w:val="none" w:color="auto" w:sz="0" w:space="0"/>
+        <w:right w:val="none" w:color="auto" w:sz="0" w:space="0"/>
+        <w:insideH w:val="none" w:color="auto" w:sz="0" w:space="0"/>
+        <w:insideV w:val="none" w:color="auto" w:sz="0" w:space="0"/>
       </w:tblBorders>
       <w:tblCellMar>
         <w:left w:w="0" w:type="dxa"/>
@@ -743,7 +743,7 @@
     </w:tblGrid>
     <w:tr>
       <w:trPr>
-        <w:trHeight w:hRule="exact" w:val="272"/>
+        <w:trHeight w:val="272" w:hRule="exact"/>
       </w:trPr>
       <w:tc>
         <w:tcPr>
@@ -761,19 +761,7 @@
           </w:pPr>
           <w:sdt>
             <w:sdtPr>
-              <w:rPr>
-                <w:rFonts w:asciiTheme="majorHAnsi" w:hAnsiTheme="majorHAnsi" w:cstheme="majorHAnsi"/>
-                <w:b/>
-                <w:bCs/>
-              </w:rPr>
-              <w:alias w:val="ReportCaption"/>
-              <w:tag w:val="#BC:InsertDataItem,BCReportInformation/ReportMetadata/ReportCaption"/>
-              <w:id w:val="-270854158"/>
-              <w:placeholder>
-                <w:docPart w:val="CF6A26DC883F482085C5FB8ED7FBF346"/>
-              </w:placeholder>
-              <w15:color w:val="808080"/>
-              <w:text/>
+              <w:dataBinding w:prefixMappings="xmlns:ns0='urn:microsoft-dynamics-nav/reports/Tenant_Report_Defaults/2000000001/'" w:xpath="/ns0:NavWordReportXmlPart[1]/ns0:BCReportInformation[1]/ns0:ReportMetadata[1]/ns0:ReportCaption[1]" w:storeItemID="{85B24EBA-6890-4F7B-ADAC-DE1520607FAF}"/>
             </w:sdtPr>
             <w:sdtContent>
               <w:r>
@@ -797,7 +785,7 @@
             <w:spacing w:before="60"/>
             <w:jc w:val="right"/>
             <w:rPr>
-              <w:rFonts w:ascii="Aptos Narrow" w:eastAsiaTheme="majorEastAsia" w:hAnsi="Aptos Narrow" w:cstheme="majorBidi"/>
+              <w:rFonts w:ascii="Aptos Narrow" w:hAnsi="Aptos Narrow" w:eastAsiaTheme="majorEastAsia" w:cstheme="majorBidi"/>
               <w:color w:val="242424"/>
               <w:sz w:val="18"/>
               <w:szCs w:val="18"/>
@@ -805,19 +793,7 @@
           </w:pPr>
           <w:sdt>
             <w:sdtPr>
-              <w:rPr>
-                <w:rFonts w:asciiTheme="majorHAnsi" w:hAnsiTheme="majorHAnsi" w:cstheme="majorHAnsi"/>
-                <w:b/>
-                <w:bCs/>
-              </w:rPr>
-              <w:alias w:val="CompanyName"/>
-              <w:tag w:val="#BC:InsertDataItem,BCReportInformation/ReportRequest/CompanyName"/>
-              <w:id w:val="1975481976"/>
-              <w:placeholder>
-                <w:docPart w:val="0F2A5F9B36BF444DAFBE5431E2B64C51"/>
-              </w:placeholder>
-              <w15:color w:val="808080"/>
-              <w:text/>
+              <w:dataBinding w:prefixMappings="xmlns:ns0='urn:microsoft-dynamics-nav/reports/Tenant_Report_Defaults/2000000001/'" w:xpath="/ns0:NavWordReportXmlPart[1]/ns0:BCReportInformation[1]/ns0:ReportRequest[1]/ns0:CompanyName[1]" w:storeItemID="{85B24EBA-6890-4F7B-ADAC-DE1520607FAF}"/>
             </w:sdtPr>
             <w:sdtContent>
               <w:r>
@@ -866,19 +842,7 @@
         </w:tcPr>
         <w:sdt>
           <w:sdtPr>
-            <w:rPr>
-              <w:rStyle w:val="TitleChar"/>
-              <w:sz w:val="48"/>
-              <w:szCs w:val="36"/>
-            </w:rPr>
-            <w:alias w:val="ReportCaption"/>
-            <w:tag w:val="#BC:InsertDataItem,BCReportInformation/ReportMetadata/ReportCaption"/>
-            <w:id w:val="-1397730881"/>
-            <w:placeholder>
-              <w:docPart w:val="551F7A21F6DC410BAF581A746B9E41A6"/>
-            </w:placeholder>
-            <w15:color w:val="808080"/>
-            <w:text/>
+            <w:dataBinding w:prefixMappings="xmlns:ns0='urn:microsoft-dynamics-nav/reports/Tenant_Report_Defaults/2000000001/'" w:xpath="/ns0:NavWordReportXmlPart[1]/ns0:BCReportInformation[1]/ns0:ReportMetadata[1]/ns0:ReportCaption[1]" w:storeItemID="{85B24EBA-6890-4F7B-ADAC-DE1520607FAF}"/>
           </w:sdtPr>
           <w:sdtContent>
             <w:p>
@@ -903,17 +867,7 @@
       </w:tc>
       <w:sdt>
         <w:sdtPr>
-          <w:rPr>
-            <w:szCs w:val="18"/>
-          </w:rPr>
-          <w:alias w:val="UserName"/>
-          <w:tag w:val="#BC:InsertDataItem,BCReportInformation/ReportRequest/UserName"/>
-          <w:id w:val="-495498700"/>
-          <w:placeholder>
-            <w:docPart w:val="8AE08F0A957B4CF99D2AA30BD6E3EEE3"/>
-          </w:placeholder>
-          <w15:color w:val="808080"/>
-          <w:text/>
+          <w:dataBinding w:prefixMappings="xmlns:ns0='urn:microsoft-dynamics-nav/reports/Tenant_Report_Defaults/2000000001/'" w:xpath="/ns0:NavWordReportXmlPart[1]/ns0:BCReportInformation[1]/ns0:ReportRequest[1]/ns0:UserName[1]" w:storeItemID="{85B24EBA-6890-4F7B-ADAC-DE1520607FAF}"/>
         </w:sdtPr>
         <w:sdtContent>
           <w:tc>
@@ -978,23 +932,7 @@
           </w:pPr>
           <w:sdt>
             <w:sdtPr>
-              <w:rPr>
-                <w:rFonts w:asciiTheme="majorHAnsi" w:hAnsiTheme="majorHAnsi" w:cstheme="majorHAnsi"/>
-                <w:b/>
-                <w:bCs/>
-                <w:spacing w:val="-10"/>
-                <w:kern w:val="28"/>
-                <w:sz w:val="36"/>
-                <w:szCs w:val="18"/>
-              </w:rPr>
-              <w:alias w:val="CompanyName"/>
-              <w:tag w:val="#BC:InsertDataItem,BCReportInformation/ReportRequest/CompanyName"/>
-              <w:id w:val="-1476142504"/>
-              <w:placeholder>
-                <w:docPart w:val="8110020603DF4F0CBB97751DAF230D13"/>
-              </w:placeholder>
-              <w15:color w:val="808080"/>
-              <w:text/>
+              <w:dataBinding w:prefixMappings="xmlns:ns0='urn:microsoft-dynamics-nav/reports/Tenant_Report_Defaults/2000000001/'" w:xpath="/ns0:NavWordReportXmlPart[1]/ns0:BCReportInformation[1]/ns0:ReportRequest[1]/ns0:CompanyName[1]" w:storeItemID="{85B24EBA-6890-4F7B-ADAC-DE1520607FAF}"/>
             </w:sdtPr>
             <w:sdtContent>
               <w:r>

--- a/Base Application/Foundation/Reporting/ReportParts/HeaderFooterDesign/InternalModernMaxi.docx
+++ b/Base Application/Foundation/Reporting/ReportParts/HeaderFooterDesign/InternalModernMaxi.docx
@@ -724,12 +724,12 @@
       <w:tblStyle w:val="TableGrid"/>
       <w:tblW w:w="5000" w:type="pct"/>
       <w:tblBorders>
-        <w:top w:val="none" w:color="auto" w:sz="0" w:space="0"/>
-        <w:left w:val="none" w:color="auto" w:sz="0" w:space="0"/>
-        <w:bottom w:val="none" w:color="auto" w:sz="0" w:space="0"/>
-        <w:right w:val="none" w:color="auto" w:sz="0" w:space="0"/>
-        <w:insideH w:val="none" w:color="auto" w:sz="0" w:space="0"/>
-        <w:insideV w:val="none" w:color="auto" w:sz="0" w:space="0"/>
+        <w:top w:val="none" w:sz="0" w:space="0" w:color="auto"/>
+        <w:left w:val="none" w:sz="0" w:space="0" w:color="auto"/>
+        <w:bottom w:val="none" w:sz="0" w:space="0" w:color="auto"/>
+        <w:right w:val="none" w:sz="0" w:space="0" w:color="auto"/>
+        <w:insideH w:val="none" w:sz="0" w:space="0" w:color="auto"/>
+        <w:insideV w:val="none" w:sz="0" w:space="0" w:color="auto"/>
       </w:tblBorders>
       <w:tblCellMar>
         <w:left w:w="0" w:type="dxa"/>
@@ -743,7 +743,7 @@
     </w:tblGrid>
     <w:tr>
       <w:trPr>
-        <w:trHeight w:val="272" w:hRule="exact"/>
+        <w:trHeight w:hRule="exact" w:val="272"/>
       </w:trPr>
       <w:tc>
         <w:tcPr>
@@ -761,7 +761,19 @@
           </w:pPr>
           <w:sdt>
             <w:sdtPr>
-              <w:dataBinding w:prefixMappings="xmlns:ns0='urn:microsoft-dynamics-nav/reports/Tenant_Report_Defaults/2000000001/'" w:xpath="/ns0:NavWordReportXmlPart[1]/ns0:BCReportInformation[1]/ns0:ReportMetadata[1]/ns0:ReportCaption[1]" w:storeItemID="{85B24EBA-6890-4F7B-ADAC-DE1520607FAF}"/>
+              <w:rPr>
+                <w:rFonts w:asciiTheme="majorHAnsi" w:hAnsiTheme="majorHAnsi" w:cstheme="majorHAnsi"/>
+                <w:b/>
+                <w:bCs/>
+              </w:rPr>
+              <w:alias w:val="ReportCaption"/>
+              <w:tag w:val="#BC:InsertDataItem,BCReportInformation/ReportMetadata/ReportCaption"/>
+              <w:id w:val="-270854158"/>
+              <w:placeholder>
+                <w:docPart w:val="CF6A26DC883F482085C5FB8ED7FBF346"/>
+              </w:placeholder>
+              <w15:color w:val="808080"/>
+              <w:text/>
             </w:sdtPr>
             <w:sdtContent>
               <w:r>
@@ -785,7 +797,7 @@
             <w:spacing w:before="60"/>
             <w:jc w:val="right"/>
             <w:rPr>
-              <w:rFonts w:ascii="Aptos Narrow" w:hAnsi="Aptos Narrow" w:eastAsiaTheme="majorEastAsia" w:cstheme="majorBidi"/>
+              <w:rFonts w:ascii="Aptos Narrow" w:eastAsiaTheme="majorEastAsia" w:hAnsi="Aptos Narrow" w:cstheme="majorBidi"/>
               <w:color w:val="242424"/>
               <w:sz w:val="18"/>
               <w:szCs w:val="18"/>
@@ -793,7 +805,19 @@
           </w:pPr>
           <w:sdt>
             <w:sdtPr>
-              <w:dataBinding w:prefixMappings="xmlns:ns0='urn:microsoft-dynamics-nav/reports/Tenant_Report_Defaults/2000000001/'" w:xpath="/ns0:NavWordReportXmlPart[1]/ns0:BCReportInformation[1]/ns0:ReportRequest[1]/ns0:CompanyName[1]" w:storeItemID="{85B24EBA-6890-4F7B-ADAC-DE1520607FAF}"/>
+              <w:rPr>
+                <w:rFonts w:asciiTheme="majorHAnsi" w:hAnsiTheme="majorHAnsi" w:cstheme="majorHAnsi"/>
+                <w:b/>
+                <w:bCs/>
+              </w:rPr>
+              <w:alias w:val="CompanyName"/>
+              <w:tag w:val="#BC:InsertDataItem,BCReportInformation/ReportRequest/CompanyName"/>
+              <w:id w:val="1975481976"/>
+              <w:placeholder>
+                <w:docPart w:val="0F2A5F9B36BF444DAFBE5431E2B64C51"/>
+              </w:placeholder>
+              <w15:color w:val="808080"/>
+              <w:text/>
             </w:sdtPr>
             <w:sdtContent>
               <w:r>
@@ -842,7 +866,19 @@
         </w:tcPr>
         <w:sdt>
           <w:sdtPr>
-            <w:dataBinding w:prefixMappings="xmlns:ns0='urn:microsoft-dynamics-nav/reports/Tenant_Report_Defaults/2000000001/'" w:xpath="/ns0:NavWordReportXmlPart[1]/ns0:BCReportInformation[1]/ns0:ReportMetadata[1]/ns0:ReportCaption[1]" w:storeItemID="{85B24EBA-6890-4F7B-ADAC-DE1520607FAF}"/>
+            <w:rPr>
+              <w:rStyle w:val="TitleChar"/>
+              <w:sz w:val="48"/>
+              <w:szCs w:val="36"/>
+            </w:rPr>
+            <w:alias w:val="ReportCaption"/>
+            <w:tag w:val="#BC:InsertDataItem,BCReportInformation/ReportMetadata/ReportCaption"/>
+            <w:id w:val="-1397730881"/>
+            <w:placeholder>
+              <w:docPart w:val="551F7A21F6DC410BAF581A746B9E41A6"/>
+            </w:placeholder>
+            <w15:color w:val="808080"/>
+            <w:text/>
           </w:sdtPr>
           <w:sdtContent>
             <w:p>
@@ -867,7 +903,17 @@
       </w:tc>
       <w:sdt>
         <w:sdtPr>
-          <w:dataBinding w:prefixMappings="xmlns:ns0='urn:microsoft-dynamics-nav/reports/Tenant_Report_Defaults/2000000001/'" w:xpath="/ns0:NavWordReportXmlPart[1]/ns0:BCReportInformation[1]/ns0:ReportRequest[1]/ns0:UserName[1]" w:storeItemID="{85B24EBA-6890-4F7B-ADAC-DE1520607FAF}"/>
+          <w:rPr>
+            <w:szCs w:val="18"/>
+          </w:rPr>
+          <w:alias w:val="UserName"/>
+          <w:tag w:val="#BC:InsertDataItem,BCReportInformation/ReportRequest/UserName"/>
+          <w:id w:val="-495498700"/>
+          <w:placeholder>
+            <w:docPart w:val="8AE08F0A957B4CF99D2AA30BD6E3EEE3"/>
+          </w:placeholder>
+          <w15:color w:val="808080"/>
+          <w:text/>
         </w:sdtPr>
         <w:sdtContent>
           <w:tc>
@@ -932,7 +978,23 @@
           </w:pPr>
           <w:sdt>
             <w:sdtPr>
-              <w:dataBinding w:prefixMappings="xmlns:ns0='urn:microsoft-dynamics-nav/reports/Tenant_Report_Defaults/2000000001/'" w:xpath="/ns0:NavWordReportXmlPart[1]/ns0:BCReportInformation[1]/ns0:ReportRequest[1]/ns0:CompanyName[1]" w:storeItemID="{85B24EBA-6890-4F7B-ADAC-DE1520607FAF}"/>
+              <w:rPr>
+                <w:rFonts w:asciiTheme="majorHAnsi" w:hAnsiTheme="majorHAnsi" w:cstheme="majorHAnsi"/>
+                <w:b/>
+                <w:bCs/>
+                <w:spacing w:val="-10"/>
+                <w:kern w:val="28"/>
+                <w:sz w:val="36"/>
+                <w:szCs w:val="18"/>
+              </w:rPr>
+              <w:alias w:val="CompanyName"/>
+              <w:tag w:val="#BC:InsertDataItem,BCReportInformation/ReportRequest/CompanyName"/>
+              <w:id w:val="-1476142504"/>
+              <w:placeholder>
+                <w:docPart w:val="8110020603DF4F0CBB97751DAF230D13"/>
+              </w:placeholder>
+              <w15:color w:val="808080"/>
+              <w:text/>
             </w:sdtPr>
             <w:sdtContent>
               <w:r>
